--- a/C_codespace/2 kurs/3-rd senester/programming languages/laboratory work/2-nd lab/Vlad/Отчёт 2 лаба.docx
+++ b/C_codespace/2 kurs/3-rd senester/programming languages/laboratory work/2-nd lab/Vlad/Отчёт 2 лаба.docx
@@ -964,13 +964,7 @@
     </w:p>
     <w:p>
       <w:r>
-        <w:t>В зависимости от оценки, на которую вы претендуете, необходимо выполнить следующие задания (Для каждой следующей оценки нужно выполнить</w:t>
-      </w:r>
-      <w:r>
-        <w:t xml:space="preserve"> </w:t>
-      </w:r>
-      <w:r>
-        <w:t xml:space="preserve">ВСЕ предыдущие задания, если обратное не указано явно): </w:t>
+        <w:t xml:space="preserve">В зависимости от оценки, на которую вы претендуете, необходимо выполнить следующие задания (Для каждой следующей оценки нужно выполнить ВСЕ предыдущие задания, если обратное не указано явно): </w:t>
       </w:r>
     </w:p>
     <w:p>
@@ -995,7 +989,15 @@
     </w:p>
     <w:p>
       <w:r>
-        <w:t xml:space="preserve">1. Определить базовый класс (обозначим его Ab) с обычными и </w:t>
+        <w:t xml:space="preserve">1. Определить базовый класс (обозначим его </w:t>
+      </w:r>
+      <w:proofErr w:type="spellStart"/>
+      <w:r>
+        <w:t>Ab</w:t>
+      </w:r>
+      <w:proofErr w:type="spellEnd"/>
+      <w:r>
+        <w:t xml:space="preserve">) с обычными и </w:t>
       </w:r>
     </w:p>
     <w:p>
@@ -1005,12 +1007,28 @@
     </w:p>
     <w:p>
       <w:r>
-        <w:t xml:space="preserve">Все поля должны быть защищёнными (protected).  </w:t>
-      </w:r>
-    </w:p>
-    <w:p>
-      <w:r>
-        <w:t xml:space="preserve">Все методы, кроме статических (static),  работают только с одним </w:t>
+        <w:t>Все поля должны быть защищёнными (</w:t>
+      </w:r>
+      <w:proofErr w:type="spellStart"/>
+      <w:r>
+        <w:t>protected</w:t>
+      </w:r>
+      <w:proofErr w:type="spellEnd"/>
+      <w:r>
+        <w:t xml:space="preserve">).  </w:t>
+      </w:r>
+    </w:p>
+    <w:p>
+      <w:r>
+        <w:t>Все методы, кроме статических (</w:t>
+      </w:r>
+      <w:proofErr w:type="spellStart"/>
+      <w:r>
+        <w:t>static</w:t>
+      </w:r>
+      <w:proofErr w:type="spellEnd"/>
+      <w:r>
+        <w:t xml:space="preserve">),  работают только с одним </w:t>
       </w:r>
     </w:p>
     <w:p>
@@ -1020,7 +1038,15 @@
     </w:p>
     <w:p>
       <w:r>
-        <w:t xml:space="preserve">2. Определить классы-наследники класса Ab (согласно варианту </w:t>
+        <w:t xml:space="preserve">2. Определить классы-наследники класса </w:t>
+      </w:r>
+      <w:proofErr w:type="spellStart"/>
+      <w:r>
+        <w:t>Ab</w:t>
+      </w:r>
+      <w:proofErr w:type="spellEnd"/>
+      <w:r>
+        <w:t xml:space="preserve"> (согласно варианту </w:t>
       </w:r>
     </w:p>
     <w:p>
@@ -1030,12 +1056,28 @@
     </w:p>
     <w:p>
       <w:r>
-        <w:t xml:space="preserve">Реализовать в них чистые виртуальные методы класса Ab.  </w:t>
-      </w:r>
-    </w:p>
-    <w:p>
-      <w:r>
-        <w:t xml:space="preserve">Все поля должны быть закрытыми (private). </w:t>
+        <w:t xml:space="preserve">Реализовать в них чистые виртуальные методы класса </w:t>
+      </w:r>
+      <w:proofErr w:type="spellStart"/>
+      <w:r>
+        <w:t>Ab</w:t>
+      </w:r>
+      <w:proofErr w:type="spellEnd"/>
+      <w:r>
+        <w:t xml:space="preserve">.  </w:t>
+      </w:r>
+    </w:p>
+    <w:p>
+      <w:r>
+        <w:t>Все поля должны быть закрытыми (</w:t>
+      </w:r>
+      <w:proofErr w:type="spellStart"/>
+      <w:r>
+        <w:t>private</w:t>
+      </w:r>
+      <w:proofErr w:type="spellEnd"/>
+      <w:r>
+        <w:t xml:space="preserve">). </w:t>
       </w:r>
     </w:p>
     <w:p>
@@ -1060,7 +1102,15 @@
     </w:p>
     <w:p>
       <w:r>
-        <w:t xml:space="preserve">4. В каждом классе реализовать виртуальный метод myName(), </w:t>
+        <w:t xml:space="preserve">4. В каждом классе реализовать виртуальный метод </w:t>
+      </w:r>
+      <w:proofErr w:type="spellStart"/>
+      <w:r>
+        <w:t>myName</w:t>
+      </w:r>
+      <w:proofErr w:type="spellEnd"/>
+      <w:r>
+        <w:t xml:space="preserve">(), </w:t>
       </w:r>
     </w:p>
     <w:p>
@@ -1075,12 +1125,28 @@
     </w:p>
     <w:p>
       <w:r>
-        <w:t xml:space="preserve">6. В функции main создать массив указателей на абстрактный </w:t>
-      </w:r>
-    </w:p>
-    <w:p>
-      <w:r>
-        <w:t>класс Ab и заполнить его адресами объектов всех классов</w:t>
+        <w:t xml:space="preserve">6. В функции </w:t>
+      </w:r>
+      <w:proofErr w:type="spellStart"/>
+      <w:r>
+        <w:t>main</w:t>
+      </w:r>
+      <w:proofErr w:type="spellEnd"/>
+      <w:r>
+        <w:t xml:space="preserve"> создать массив указателей на абстрактный </w:t>
+      </w:r>
+    </w:p>
+    <w:p>
+      <w:r>
+        <w:t xml:space="preserve">класс </w:t>
+      </w:r>
+      <w:proofErr w:type="spellStart"/>
+      <w:r>
+        <w:t>Ab</w:t>
+      </w:r>
+      <w:proofErr w:type="spellEnd"/>
+      <w:r>
+        <w:t xml:space="preserve"> и заполнить его адресами объектов всех классов</w:t>
       </w:r>
     </w:p>
     <w:p>
@@ -1114,8 +1180,13 @@
       </w:r>
     </w:p>
     <w:p>
-      <w:r>
-        <w:t xml:space="preserve">Ab для вывода списков, предусмотренных вариантом.  </w:t>
+      <w:proofErr w:type="spellStart"/>
+      <w:r>
+        <w:t>Ab</w:t>
+      </w:r>
+      <w:proofErr w:type="spellEnd"/>
+      <w:r>
+        <w:t xml:space="preserve"> для вывода списков, предусмотренных вариантом.  </w:t>
       </w:r>
     </w:p>
     <w:p>
@@ -1130,7 +1201,15 @@
     </w:p>
     <w:p>
       <w:r>
-        <w:t xml:space="preserve">9. В функции main заполнять массив указателей (из задания 6) с </w:t>
+        <w:t xml:space="preserve">9. В функции </w:t>
+      </w:r>
+      <w:proofErr w:type="spellStart"/>
+      <w:r>
+        <w:t>main</w:t>
+      </w:r>
+      <w:proofErr w:type="spellEnd"/>
+      <w:r>
+        <w:t xml:space="preserve"> заполнять массив указателей (из задания 6) с </w:t>
       </w:r>
     </w:p>
     <w:p>
@@ -1156,12 +1235,28 @@
     </w:p>
     <w:p>
       <w:r>
-        <w:t xml:space="preserve">10. Реализовать класс (обозначим его Ms), полями которого </w:t>
-      </w:r>
-    </w:p>
-    <w:p>
-      <w:r>
-        <w:t xml:space="preserve">будет массив указателей на абстрактный класс Ab и количество </w:t>
+        <w:t xml:space="preserve">10. Реализовать класс (обозначим его </w:t>
+      </w:r>
+      <w:proofErr w:type="spellStart"/>
+      <w:r>
+        <w:t>Ms</w:t>
+      </w:r>
+      <w:proofErr w:type="spellEnd"/>
+      <w:r>
+        <w:t xml:space="preserve">), полями которого </w:t>
+      </w:r>
+    </w:p>
+    <w:p>
+      <w:r>
+        <w:t xml:space="preserve">будет массив указателей на абстрактный класс </w:t>
+      </w:r>
+      <w:proofErr w:type="spellStart"/>
+      <w:r>
+        <w:t>Ab</w:t>
+      </w:r>
+      <w:proofErr w:type="spellEnd"/>
+      <w:r>
+        <w:t xml:space="preserve"> и количество </w:t>
       </w:r>
     </w:p>
     <w:p>
@@ -1177,7 +1272,23 @@
     </w:p>
     <w:p>
       <w:r>
-        <w:t xml:space="preserve">класса Ms (в этом случае можно писать их сразу в классе Ms, а не </w:t>
+        <w:t xml:space="preserve">класса </w:t>
+      </w:r>
+      <w:proofErr w:type="spellStart"/>
+      <w:r>
+        <w:t>Ms</w:t>
+      </w:r>
+      <w:proofErr w:type="spellEnd"/>
+      <w:r>
+        <w:t xml:space="preserve"> (в этом случае можно писать их сразу в классе </w:t>
+      </w:r>
+      <w:proofErr w:type="spellStart"/>
+      <w:r>
+        <w:t>Ms</w:t>
+      </w:r>
+      <w:proofErr w:type="spellEnd"/>
+      <w:r>
+        <w:t xml:space="preserve">, а не </w:t>
       </w:r>
     </w:p>
     <w:p>
@@ -1187,7 +1298,23 @@
     </w:p>
     <w:p>
       <w:r>
-        <w:t xml:space="preserve">11. В функции main создать объект класса Ms и работать с ним. </w:t>
+        <w:t xml:space="preserve">11. В функции </w:t>
+      </w:r>
+      <w:proofErr w:type="spellStart"/>
+      <w:r>
+        <w:t>main</w:t>
+      </w:r>
+      <w:proofErr w:type="spellEnd"/>
+      <w:r>
+        <w:t xml:space="preserve"> создать объект класса </w:t>
+      </w:r>
+      <w:proofErr w:type="spellStart"/>
+      <w:r>
+        <w:t>Ms</w:t>
+      </w:r>
+      <w:proofErr w:type="spellEnd"/>
+      <w:r>
+        <w:t xml:space="preserve"> и работать с ним. </w:t>
       </w:r>
     </w:p>
     <w:p>
@@ -1360,16 +1487,25 @@
           <w:lang w:val="en-US"/>
         </w:rPr>
       </w:pPr>
+    </w:p>
+    <w:p>
+      <w:pPr>
+        <w:ind w:firstLine="0"/>
+        <w:jc w:val="center"/>
+        <w:rPr>
+          <w:lang w:val="en-US"/>
+        </w:rPr>
+      </w:pPr>
       <w:r>
         <w:rPr>
           <w:lang w:val="en-US"/>
         </w:rPr>
         <w:lastRenderedPageBreak/>
         <w:drawing>
-          <wp:inline distT="0" distB="0" distL="0" distR="0" wp14:anchorId="55767BF3" wp14:editId="3D7E0A45">
-            <wp:extent cx="5706271" cy="9011908"/>
-            <wp:effectExtent l="0" t="0" r="8890" b="0"/>
-            <wp:docPr id="1859648054" name="Рисунок 1"/>
+          <wp:inline distT="0" distB="0" distL="0" distR="0" wp14:anchorId="0ADDF74D" wp14:editId="00650112">
+            <wp:extent cx="3915321" cy="9050013"/>
+            <wp:effectExtent l="0" t="0" r="9525" b="0"/>
+            <wp:docPr id="911699312" name="Рисунок 1"/>
             <wp:cNvGraphicFramePr>
               <a:graphicFrameLocks xmlns:a="http://schemas.openxmlformats.org/drawingml/2006/main" noChangeAspect="1"/>
             </wp:cNvGraphicFramePr>
@@ -1377,7 +1513,7 @@
               <a:graphicData uri="http://schemas.openxmlformats.org/drawingml/2006/picture">
                 <pic:pic xmlns:pic="http://schemas.openxmlformats.org/drawingml/2006/picture">
                   <pic:nvPicPr>
-                    <pic:cNvPr id="1859648054" name=""/>
+                    <pic:cNvPr id="911699312" name=""/>
                     <pic:cNvPicPr/>
                   </pic:nvPicPr>
                   <pic:blipFill>
@@ -1389,7 +1525,7 @@
                   <pic:spPr>
                     <a:xfrm>
                       <a:off x="0" y="0"/>
-                      <a:ext cx="5706271" cy="9011908"/>
+                      <a:ext cx="3915321" cy="9050013"/>
                     </a:xfrm>
                     <a:prstGeom prst="rect">
                       <a:avLst/>
@@ -1401,25 +1537,16 @@
           </wp:inline>
         </w:drawing>
       </w:r>
-    </w:p>
-    <w:p>
-      <w:pPr>
-        <w:ind w:firstLine="0"/>
-        <w:jc w:val="center"/>
-        <w:rPr>
-          <w:lang w:val="en-US"/>
-        </w:rPr>
-      </w:pPr>
       <w:r>
         <w:rPr>
           <w:lang w:val="en-US"/>
         </w:rPr>
         <w:lastRenderedPageBreak/>
         <w:drawing>
-          <wp:inline distT="0" distB="0" distL="0" distR="0" wp14:anchorId="72D79797" wp14:editId="53DF76D0">
-            <wp:extent cx="3048425" cy="2581635"/>
-            <wp:effectExtent l="0" t="0" r="0" b="9525"/>
-            <wp:docPr id="1562606236" name="Рисунок 1"/>
+          <wp:inline distT="0" distB="0" distL="0" distR="0" wp14:anchorId="6A947588" wp14:editId="5C6DE528">
+            <wp:extent cx="3143689" cy="2857899"/>
+            <wp:effectExtent l="0" t="0" r="0" b="0"/>
+            <wp:docPr id="958207368" name="Рисунок 1"/>
             <wp:cNvGraphicFramePr>
               <a:graphicFrameLocks xmlns:a="http://schemas.openxmlformats.org/drawingml/2006/main" noChangeAspect="1"/>
             </wp:cNvGraphicFramePr>
@@ -1427,7 +1554,7 @@
               <a:graphicData uri="http://schemas.openxmlformats.org/drawingml/2006/picture">
                 <pic:pic xmlns:pic="http://schemas.openxmlformats.org/drawingml/2006/picture">
                   <pic:nvPicPr>
-                    <pic:cNvPr id="1562606236" name=""/>
+                    <pic:cNvPr id="958207368" name=""/>
                     <pic:cNvPicPr/>
                   </pic:nvPicPr>
                   <pic:blipFill>
@@ -1439,7 +1566,7 @@
                   <pic:spPr>
                     <a:xfrm>
                       <a:off x="0" y="0"/>
-                      <a:ext cx="3048425" cy="2581635"/>
+                      <a:ext cx="3143689" cy="2857899"/>
                     </a:xfrm>
                     <a:prstGeom prst="rect">
                       <a:avLst/>
@@ -1479,10 +1606,10 @@
       <w:r>
         <w:lastRenderedPageBreak/>
         <w:drawing>
-          <wp:inline distT="0" distB="0" distL="0" distR="0" wp14:anchorId="66C00E2E" wp14:editId="70ECF7B0">
-            <wp:extent cx="4324954" cy="9088118"/>
+          <wp:inline distT="0" distB="0" distL="0" distR="0" wp14:anchorId="0DF182D6" wp14:editId="0534F8A1">
+            <wp:extent cx="4439270" cy="8173591"/>
             <wp:effectExtent l="0" t="0" r="0" b="0"/>
-            <wp:docPr id="398399448" name="Рисунок 1"/>
+            <wp:docPr id="1868055189" name="Рисунок 1"/>
             <wp:cNvGraphicFramePr>
               <a:graphicFrameLocks xmlns:a="http://schemas.openxmlformats.org/drawingml/2006/main" noChangeAspect="1"/>
             </wp:cNvGraphicFramePr>
@@ -1490,7 +1617,7 @@
               <a:graphicData uri="http://schemas.openxmlformats.org/drawingml/2006/picture">
                 <pic:pic xmlns:pic="http://schemas.openxmlformats.org/drawingml/2006/picture">
                   <pic:nvPicPr>
-                    <pic:cNvPr id="398399448" name=""/>
+                    <pic:cNvPr id="1868055189" name=""/>
                     <pic:cNvPicPr/>
                   </pic:nvPicPr>
                   <pic:blipFill>
@@ -1502,7 +1629,7 @@
                   <pic:spPr>
                     <a:xfrm>
                       <a:off x="0" y="0"/>
-                      <a:ext cx="4324954" cy="9088118"/>
+                      <a:ext cx="4439270" cy="8173591"/>
                     </a:xfrm>
                     <a:prstGeom prst="rect">
                       <a:avLst/>
@@ -1517,10 +1644,10 @@
       <w:r>
         <w:lastRenderedPageBreak/>
         <w:drawing>
-          <wp:inline distT="0" distB="0" distL="0" distR="0" wp14:anchorId="5D87DD27" wp14:editId="403C1921">
-            <wp:extent cx="3781953" cy="9059539"/>
+          <wp:inline distT="0" distB="0" distL="0" distR="0" wp14:anchorId="3661E92F" wp14:editId="653B8843">
+            <wp:extent cx="3801005" cy="9030960"/>
             <wp:effectExtent l="0" t="0" r="9525" b="0"/>
-            <wp:docPr id="1435631341" name="Рисунок 1"/>
+            <wp:docPr id="794654899" name="Рисунок 1"/>
             <wp:cNvGraphicFramePr>
               <a:graphicFrameLocks xmlns:a="http://schemas.openxmlformats.org/drawingml/2006/main" noChangeAspect="1"/>
             </wp:cNvGraphicFramePr>
@@ -1528,7 +1655,7 @@
               <a:graphicData uri="http://schemas.openxmlformats.org/drawingml/2006/picture">
                 <pic:pic xmlns:pic="http://schemas.openxmlformats.org/drawingml/2006/picture">
                   <pic:nvPicPr>
-                    <pic:cNvPr id="1435631341" name=""/>
+                    <pic:cNvPr id="794654899" name=""/>
                     <pic:cNvPicPr/>
                   </pic:nvPicPr>
                   <pic:blipFill>
@@ -1540,7 +1667,7 @@
                   <pic:spPr>
                     <a:xfrm>
                       <a:off x="0" y="0"/>
-                      <a:ext cx="3781953" cy="9059539"/>
+                      <a:ext cx="3801005" cy="9030960"/>
                     </a:xfrm>
                     <a:prstGeom prst="rect">
                       <a:avLst/>
@@ -1555,10 +1682,10 @@
       <w:r>
         <w:lastRenderedPageBreak/>
         <w:drawing>
-          <wp:inline distT="0" distB="0" distL="0" distR="0" wp14:anchorId="7433EB82" wp14:editId="06DEBCE9">
-            <wp:extent cx="5630061" cy="9107171"/>
-            <wp:effectExtent l="0" t="0" r="8890" b="0"/>
-            <wp:docPr id="1140630341" name="Рисунок 1"/>
+          <wp:inline distT="0" distB="0" distL="0" distR="0" wp14:anchorId="57C3C938" wp14:editId="0D0B3E75">
+            <wp:extent cx="4344006" cy="8888065"/>
+            <wp:effectExtent l="0" t="0" r="0" b="8890"/>
+            <wp:docPr id="792835859" name="Рисунок 1"/>
             <wp:cNvGraphicFramePr>
               <a:graphicFrameLocks xmlns:a="http://schemas.openxmlformats.org/drawingml/2006/main" noChangeAspect="1"/>
             </wp:cNvGraphicFramePr>
@@ -1566,7 +1693,7 @@
               <a:graphicData uri="http://schemas.openxmlformats.org/drawingml/2006/picture">
                 <pic:pic xmlns:pic="http://schemas.openxmlformats.org/drawingml/2006/picture">
                   <pic:nvPicPr>
-                    <pic:cNvPr id="1140630341" name=""/>
+                    <pic:cNvPr id="792835859" name=""/>
                     <pic:cNvPicPr/>
                   </pic:nvPicPr>
                   <pic:blipFill>
@@ -1578,7 +1705,7 @@
                   <pic:spPr>
                     <a:xfrm>
                       <a:off x="0" y="0"/>
-                      <a:ext cx="5630061" cy="9107171"/>
+                      <a:ext cx="4344006" cy="8888065"/>
                     </a:xfrm>
                     <a:prstGeom prst="rect">
                       <a:avLst/>
@@ -1593,10 +1720,10 @@
       <w:r>
         <w:lastRenderedPageBreak/>
         <w:drawing>
-          <wp:inline distT="0" distB="0" distL="0" distR="0" wp14:anchorId="56D2F42E" wp14:editId="75EE7F05">
-            <wp:extent cx="4334480" cy="2762636"/>
-            <wp:effectExtent l="0" t="0" r="0" b="0"/>
-            <wp:docPr id="2020355953" name="Рисунок 1"/>
+          <wp:inline distT="0" distB="0" distL="0" distR="0" wp14:anchorId="491168F1" wp14:editId="3BF3B6EC">
+            <wp:extent cx="5830114" cy="8926171"/>
+            <wp:effectExtent l="0" t="0" r="0" b="8890"/>
+            <wp:docPr id="614447719" name="Рисунок 1"/>
             <wp:cNvGraphicFramePr>
               <a:graphicFrameLocks xmlns:a="http://schemas.openxmlformats.org/drawingml/2006/main" noChangeAspect="1"/>
             </wp:cNvGraphicFramePr>
@@ -1604,7 +1731,7 @@
               <a:graphicData uri="http://schemas.openxmlformats.org/drawingml/2006/picture">
                 <pic:pic xmlns:pic="http://schemas.openxmlformats.org/drawingml/2006/picture">
                   <pic:nvPicPr>
-                    <pic:cNvPr id="2020355953" name=""/>
+                    <pic:cNvPr id="614447719" name=""/>
                     <pic:cNvPicPr/>
                   </pic:nvPicPr>
                   <pic:blipFill>
@@ -1616,7 +1743,7 @@
                   <pic:spPr>
                     <a:xfrm>
                       <a:off x="0" y="0"/>
-                      <a:ext cx="4334480" cy="2762636"/>
+                      <a:ext cx="5830114" cy="8926171"/>
                     </a:xfrm>
                     <a:prstGeom prst="rect">
                       <a:avLst/>
@@ -1628,6 +1755,44 @@
           </wp:inline>
         </w:drawing>
       </w:r>
+      <w:r>
+        <w:lastRenderedPageBreak/>
+        <w:drawing>
+          <wp:inline distT="0" distB="0" distL="0" distR="0" wp14:anchorId="2A7329B1" wp14:editId="1F132D51">
+            <wp:extent cx="4344006" cy="7059010"/>
+            <wp:effectExtent l="0" t="0" r="0" b="8890"/>
+            <wp:docPr id="1789842760" name="Рисунок 1"/>
+            <wp:cNvGraphicFramePr>
+              <a:graphicFrameLocks xmlns:a="http://schemas.openxmlformats.org/drawingml/2006/main" noChangeAspect="1"/>
+            </wp:cNvGraphicFramePr>
+            <a:graphic xmlns:a="http://schemas.openxmlformats.org/drawingml/2006/main">
+              <a:graphicData uri="http://schemas.openxmlformats.org/drawingml/2006/picture">
+                <pic:pic xmlns:pic="http://schemas.openxmlformats.org/drawingml/2006/picture">
+                  <pic:nvPicPr>
+                    <pic:cNvPr id="1789842760" name=""/>
+                    <pic:cNvPicPr/>
+                  </pic:nvPicPr>
+                  <pic:blipFill>
+                    <a:blip r:embed="rId16"/>
+                    <a:stretch>
+                      <a:fillRect/>
+                    </a:stretch>
+                  </pic:blipFill>
+                  <pic:spPr>
+                    <a:xfrm>
+                      <a:off x="0" y="0"/>
+                      <a:ext cx="4344006" cy="7059010"/>
+                    </a:xfrm>
+                    <a:prstGeom prst="rect">
+                      <a:avLst/>
+                    </a:prstGeom>
+                  </pic:spPr>
+                </pic:pic>
+              </a:graphicData>
+            </a:graphic>
+          </wp:inline>
+        </w:drawing>
+      </w:r>
     </w:p>
     <w:p>
       <w:r>
@@ -1654,6 +1819,9 @@
         <w:jc w:val="center"/>
       </w:pPr>
       <w:r>
+        <w:rPr>
+          <w:noProof/>
+        </w:rPr>
         <w:lastRenderedPageBreak/>
         <w:drawing>
           <wp:inline distT="0" distB="0" distL="0" distR="0" wp14:anchorId="0F819C34" wp14:editId="7A524320">
@@ -1671,7 +1839,7 @@
                     <pic:cNvPicPr/>
                   </pic:nvPicPr>
                   <pic:blipFill>
-                    <a:blip r:embed="rId16"/>
+                    <a:blip r:embed="rId17"/>
                     <a:stretch>
                       <a:fillRect/>
                     </a:stretch>
@@ -1692,6 +1860,9 @@
         </w:drawing>
       </w:r>
       <w:r>
+        <w:rPr>
+          <w:noProof/>
+        </w:rPr>
         <w:lastRenderedPageBreak/>
         <w:drawing>
           <wp:inline distT="0" distB="0" distL="0" distR="0" wp14:anchorId="73C9D314" wp14:editId="20B3A6C5">
@@ -1709,7 +1880,7 @@
                     <pic:cNvPicPr/>
                   </pic:nvPicPr>
                   <pic:blipFill>
-                    <a:blip r:embed="rId17"/>
+                    <a:blip r:embed="rId18"/>
                     <a:stretch>
                       <a:fillRect/>
                     </a:stretch>
@@ -1750,6 +1921,9 @@
         <w:jc w:val="center"/>
       </w:pPr>
       <w:r>
+        <w:rPr>
+          <w:noProof/>
+        </w:rPr>
         <w:drawing>
           <wp:inline distT="0" distB="0" distL="0" distR="0" wp14:anchorId="139C4094" wp14:editId="6C6633AC">
             <wp:extent cx="3324689" cy="4963218"/>
@@ -1766,7 +1940,7 @@
                     <pic:cNvPicPr/>
                   </pic:nvPicPr>
                   <pic:blipFill>
-                    <a:blip r:embed="rId18"/>
+                    <a:blip r:embed="rId19"/>
                     <a:stretch>
                       <a:fillRect/>
                     </a:stretch>
@@ -1799,6 +1973,9 @@
         <w:jc w:val="center"/>
       </w:pPr>
       <w:r>
+        <w:rPr>
+          <w:noProof/>
+        </w:rPr>
         <w:drawing>
           <wp:inline distT="0" distB="0" distL="0" distR="0" wp14:anchorId="1DBF3250" wp14:editId="4AF9F297">
             <wp:extent cx="3467584" cy="7916380"/>
@@ -1815,7 +1992,7 @@
                     <pic:cNvPicPr/>
                   </pic:nvPicPr>
                   <pic:blipFill>
-                    <a:blip r:embed="rId19"/>
+                    <a:blip r:embed="rId20"/>
                     <a:stretch>
                       <a:fillRect/>
                     </a:stretch>
@@ -1857,6 +2034,9 @@
         <w:jc w:val="center"/>
       </w:pPr>
       <w:r>
+        <w:rPr>
+          <w:noProof/>
+        </w:rPr>
         <w:drawing>
           <wp:inline distT="0" distB="0" distL="0" distR="0" wp14:anchorId="3F91DE6A" wp14:editId="5A0E5742">
             <wp:extent cx="3439005" cy="2667372"/>
@@ -1873,7 +2053,7 @@
                     <pic:cNvPicPr/>
                   </pic:nvPicPr>
                   <pic:blipFill>
-                    <a:blip r:embed="rId20"/>
+                    <a:blip r:embed="rId21"/>
                     <a:stretch>
                       <a:fillRect/>
                     </a:stretch>
@@ -1905,6 +2085,9 @@
         <w:jc w:val="center"/>
       </w:pPr>
       <w:r>
+        <w:rPr>
+          <w:noProof/>
+        </w:rPr>
         <w:drawing>
           <wp:inline distT="0" distB="0" distL="0" distR="0" wp14:anchorId="74FFDD44" wp14:editId="16D87018">
             <wp:extent cx="3439005" cy="3077004"/>
@@ -1921,7 +2104,7 @@
                     <pic:cNvPicPr/>
                   </pic:nvPicPr>
                   <pic:blipFill>
-                    <a:blip r:embed="rId21"/>
+                    <a:blip r:embed="rId22"/>
                     <a:stretch>
                       <a:fillRect/>
                     </a:stretch>
@@ -1953,6 +2136,9 @@
         <w:jc w:val="center"/>
       </w:pPr>
       <w:r>
+        <w:rPr>
+          <w:noProof/>
+        </w:rPr>
         <w:drawing>
           <wp:inline distT="0" distB="0" distL="0" distR="0" wp14:anchorId="439956A8" wp14:editId="6C9E4B76">
             <wp:extent cx="3391373" cy="2543530"/>
@@ -1969,7 +2155,7 @@
                     <pic:cNvPicPr/>
                   </pic:nvPicPr>
                   <pic:blipFill>
-                    <a:blip r:embed="rId22"/>
+                    <a:blip r:embed="rId23"/>
                     <a:stretch>
                       <a:fillRect/>
                     </a:stretch>
@@ -2008,6 +2194,9 @@
         <w:jc w:val="center"/>
       </w:pPr>
       <w:r>
+        <w:rPr>
+          <w:noProof/>
+        </w:rPr>
         <w:drawing>
           <wp:inline distT="0" distB="0" distL="0" distR="0" wp14:anchorId="7B9861C3" wp14:editId="1FEB6868">
             <wp:extent cx="2667372" cy="2105319"/>
@@ -2024,7 +2213,7 @@
                     <pic:cNvPicPr/>
                   </pic:nvPicPr>
                   <pic:blipFill>
-                    <a:blip r:embed="rId23"/>
+                    <a:blip r:embed="rId24"/>
                     <a:stretch>
                       <a:fillRect/>
                     </a:stretch>
@@ -2107,24 +2296,48 @@
         <w:rPr>
           <w:lang w:val="en-US"/>
         </w:rPr>
-        <w:t>class Derived : public Base {</w:t>
+        <w:t>class</w:t>
+      </w:r>
+      <w:r>
+        <w:t xml:space="preserve"> </w:t>
+      </w:r>
+      <w:r>
+        <w:rPr>
+          <w:lang w:val="en-US"/>
+        </w:rPr>
+        <w:t>Derived</w:t>
+      </w:r>
+      <w:r>
+        <w:t xml:space="preserve"> : </w:t>
+      </w:r>
+      <w:r>
+        <w:rPr>
+          <w:lang w:val="en-US"/>
+        </w:rPr>
+        <w:t>public</w:t>
+      </w:r>
+      <w:r>
+        <w:t xml:space="preserve"> </w:t>
+      </w:r>
+      <w:r>
+        <w:rPr>
+          <w:lang w:val="en-US"/>
+        </w:rPr>
+        <w:t>Base</w:t>
+      </w:r>
+      <w:r>
+        <w:t xml:space="preserve"> {</w:t>
       </w:r>
       <w:r>
         <w:t>тело</w:t>
       </w:r>
       <w:r>
-        <w:rPr>
-          <w:lang w:val="en-US"/>
-        </w:rPr>
         <w:t xml:space="preserve"> </w:t>
       </w:r>
       <w:r>
         <w:t>класса</w:t>
       </w:r>
       <w:r>
-        <w:rPr>
-          <w:lang w:val="en-US"/>
-        </w:rPr>
         <w:t>};</w:t>
       </w:r>
     </w:p>
@@ -2168,9 +2381,19 @@
           <w:numId w:val="23"/>
         </w:numPr>
       </w:pPr>
-      <w:r>
-        <w:t>public члены остаются public</w:t>
-      </w:r>
+      <w:proofErr w:type="spellStart"/>
+      <w:r>
+        <w:t>public</w:t>
+      </w:r>
+      <w:proofErr w:type="spellEnd"/>
+      <w:r>
+        <w:t xml:space="preserve"> члены остаются </w:t>
+      </w:r>
+      <w:proofErr w:type="spellStart"/>
+      <w:r>
+        <w:t>public</w:t>
+      </w:r>
+      <w:proofErr w:type="spellEnd"/>
     </w:p>
     <w:p>
       <w:pPr>
@@ -2180,9 +2403,19 @@
           <w:numId w:val="23"/>
         </w:numPr>
       </w:pPr>
-      <w:r>
-        <w:t>protected члены остаются protected</w:t>
-      </w:r>
+      <w:proofErr w:type="spellStart"/>
+      <w:r>
+        <w:t>protected</w:t>
+      </w:r>
+      <w:proofErr w:type="spellEnd"/>
+      <w:r>
+        <w:t xml:space="preserve"> члены остаются </w:t>
+      </w:r>
+      <w:proofErr w:type="spellStart"/>
+      <w:r>
+        <w:t>protected</w:t>
+      </w:r>
+      <w:proofErr w:type="spellEnd"/>
     </w:p>
     <w:p>
       <w:pPr>
@@ -2192,8 +2425,29 @@
           <w:numId w:val="23"/>
         </w:numPr>
       </w:pPr>
-      <w:r>
-        <w:t>private члены недоступны напрямую, но могут быть доступны через public/protected методы базового класса</w:t>
+      <w:proofErr w:type="spellStart"/>
+      <w:r>
+        <w:t>private</w:t>
+      </w:r>
+      <w:proofErr w:type="spellEnd"/>
+      <w:r>
+        <w:t xml:space="preserve"> члены недоступны напрямую, но могут быть доступны через </w:t>
+      </w:r>
+      <w:proofErr w:type="spellStart"/>
+      <w:r>
+        <w:t>public</w:t>
+      </w:r>
+      <w:proofErr w:type="spellEnd"/>
+      <w:r>
+        <w:t>/</w:t>
+      </w:r>
+      <w:proofErr w:type="spellStart"/>
+      <w:r>
+        <w:t>protected</w:t>
+      </w:r>
+      <w:proofErr w:type="spellEnd"/>
+      <w:r>
+        <w:t xml:space="preserve"> методы базового класса</w:t>
       </w:r>
     </w:p>
     <w:p>
@@ -2204,8 +2458,13 @@
           <w:numId w:val="23"/>
         </w:numPr>
       </w:pPr>
-      <w:r>
-        <w:t>Protected наследование:</w:t>
+      <w:proofErr w:type="spellStart"/>
+      <w:r>
+        <w:t>Protected</w:t>
+      </w:r>
+      <w:proofErr w:type="spellEnd"/>
+      <w:r>
+        <w:t xml:space="preserve"> наследование:</w:t>
       </w:r>
     </w:p>
     <w:p>
@@ -2252,8 +2511,13 @@
           <w:numId w:val="23"/>
         </w:numPr>
       </w:pPr>
-      <w:r>
-        <w:t>private недоступны</w:t>
+      <w:proofErr w:type="spellStart"/>
+      <w:r>
+        <w:t>private</w:t>
+      </w:r>
+      <w:proofErr w:type="spellEnd"/>
+      <w:r>
+        <w:t xml:space="preserve"> недоступны</w:t>
       </w:r>
     </w:p>
     <w:p>
@@ -2277,8 +2541,13 @@
         </w:numPr>
       </w:pPr>
       <w:r>
-        <w:t>Все члены становятся private</w:t>
-      </w:r>
+        <w:t xml:space="preserve">Все члены становятся </w:t>
+      </w:r>
+      <w:proofErr w:type="spellStart"/>
+      <w:r>
+        <w:t>private</w:t>
+      </w:r>
+      <w:proofErr w:type="spellEnd"/>
     </w:p>
     <w:p>
       <w:pPr>
@@ -2744,8 +3013,13 @@
         </w:numPr>
       </w:pPr>
       <w:r>
-        <w:t>Используется прямой вызов метода базового класса через Base::method</w:t>
-      </w:r>
+        <w:t>Используется прямой вызов метода базового класса через Base::</w:t>
+      </w:r>
+      <w:proofErr w:type="spellStart"/>
+      <w:r>
+        <w:t>method</w:t>
+      </w:r>
+      <w:proofErr w:type="spellEnd"/>
       <w:r>
         <w:t>(), что</w:t>
       </w:r>
@@ -2770,7 +3044,15 @@
     </w:p>
     <w:p>
       <w:r>
-        <w:t>Абстрактный класс — это класс, который содержит хотя бы одну чисто виртуальную функцию (в C++ — virtual void f() = 0;). Такой класс не может быть инстанцирован напрямую — нельзя создать объект абстрактного класса.</w:t>
+        <w:t xml:space="preserve">Абстрактный класс — это класс, который содержит хотя бы одну чисто виртуальную функцию (в C++ — </w:t>
+      </w:r>
+      <w:proofErr w:type="spellStart"/>
+      <w:r>
+        <w:t>virtual</w:t>
+      </w:r>
+      <w:proofErr w:type="spellEnd"/>
+      <w:r>
+        <w:t xml:space="preserve"> void f() = 0;). Такой класс не может быть инстанцирован напрямую — нельзя создать объект абстрактного класса.</w:t>
       </w:r>
     </w:p>
     <w:p>
@@ -6378,6 +6660,7 @@
   <w:style w:type="character" w:default="1" w:styleId="a1">
     <w:name w:val="Default Paragraph Font"/>
     <w:uiPriority w:val="1"/>
+    <w:semiHidden/>
     <w:unhideWhenUsed/>
   </w:style>
   <w:style w:type="table" w:default="1" w:styleId="a2">

--- a/C_codespace/2 kurs/3-rd senester/programming languages/laboratory work/2-nd lab/Vlad/Отчёт 2 лаба.docx
+++ b/C_codespace/2 kurs/3-rd senester/programming languages/laboratory work/2-nd lab/Vlad/Отчёт 2 лаба.docx
@@ -989,15 +989,7 @@
     </w:p>
     <w:p>
       <w:r>
-        <w:t xml:space="preserve">1. Определить базовый класс (обозначим его </w:t>
-      </w:r>
-      <w:proofErr w:type="spellStart"/>
-      <w:r>
-        <w:t>Ab</w:t>
-      </w:r>
-      <w:proofErr w:type="spellEnd"/>
-      <w:r>
-        <w:t xml:space="preserve">) с обычными и </w:t>
+        <w:t xml:space="preserve">1. Определить базовый класс (обозначим его Ab) с обычными и </w:t>
       </w:r>
     </w:p>
     <w:p>
@@ -1007,28 +999,12 @@
     </w:p>
     <w:p>
       <w:r>
-        <w:t>Все поля должны быть защищёнными (</w:t>
-      </w:r>
-      <w:proofErr w:type="spellStart"/>
-      <w:r>
-        <w:t>protected</w:t>
-      </w:r>
-      <w:proofErr w:type="spellEnd"/>
-      <w:r>
-        <w:t xml:space="preserve">).  </w:t>
-      </w:r>
-    </w:p>
-    <w:p>
-      <w:r>
-        <w:t>Все методы, кроме статических (</w:t>
-      </w:r>
-      <w:proofErr w:type="spellStart"/>
-      <w:r>
-        <w:t>static</w:t>
-      </w:r>
-      <w:proofErr w:type="spellEnd"/>
-      <w:r>
-        <w:t xml:space="preserve">),  работают только с одним </w:t>
+        <w:t xml:space="preserve">Все поля должны быть защищёнными (protected).  </w:t>
+      </w:r>
+    </w:p>
+    <w:p>
+      <w:r>
+        <w:t xml:space="preserve">Все методы, кроме статических (static),  работают только с одним </w:t>
       </w:r>
     </w:p>
     <w:p>
@@ -1038,15 +1014,7 @@
     </w:p>
     <w:p>
       <w:r>
-        <w:t xml:space="preserve">2. Определить классы-наследники класса </w:t>
-      </w:r>
-      <w:proofErr w:type="spellStart"/>
-      <w:r>
-        <w:t>Ab</w:t>
-      </w:r>
-      <w:proofErr w:type="spellEnd"/>
-      <w:r>
-        <w:t xml:space="preserve"> (согласно варианту </w:t>
+        <w:t xml:space="preserve">2. Определить классы-наследники класса Ab (согласно варианту </w:t>
       </w:r>
     </w:p>
     <w:p>
@@ -1056,28 +1024,12 @@
     </w:p>
     <w:p>
       <w:r>
-        <w:t xml:space="preserve">Реализовать в них чистые виртуальные методы класса </w:t>
-      </w:r>
-      <w:proofErr w:type="spellStart"/>
-      <w:r>
-        <w:t>Ab</w:t>
-      </w:r>
-      <w:proofErr w:type="spellEnd"/>
-      <w:r>
-        <w:t xml:space="preserve">.  </w:t>
-      </w:r>
-    </w:p>
-    <w:p>
-      <w:r>
-        <w:t>Все поля должны быть закрытыми (</w:t>
-      </w:r>
-      <w:proofErr w:type="spellStart"/>
-      <w:r>
-        <w:t>private</w:t>
-      </w:r>
-      <w:proofErr w:type="spellEnd"/>
-      <w:r>
-        <w:t xml:space="preserve">). </w:t>
+        <w:t xml:space="preserve">Реализовать в них чистые виртуальные методы класса Ab.  </w:t>
+      </w:r>
+    </w:p>
+    <w:p>
+      <w:r>
+        <w:t xml:space="preserve">Все поля должны быть закрытыми (private). </w:t>
       </w:r>
     </w:p>
     <w:p>
@@ -1102,15 +1054,7 @@
     </w:p>
     <w:p>
       <w:r>
-        <w:t xml:space="preserve">4. В каждом классе реализовать виртуальный метод </w:t>
-      </w:r>
-      <w:proofErr w:type="spellStart"/>
-      <w:r>
-        <w:t>myName</w:t>
-      </w:r>
-      <w:proofErr w:type="spellEnd"/>
-      <w:r>
-        <w:t xml:space="preserve">(), </w:t>
+        <w:t xml:space="preserve">4. В каждом классе реализовать виртуальный метод myName(), </w:t>
       </w:r>
     </w:p>
     <w:p>
@@ -1125,28 +1069,12 @@
     </w:p>
     <w:p>
       <w:r>
-        <w:t xml:space="preserve">6. В функции </w:t>
-      </w:r>
-      <w:proofErr w:type="spellStart"/>
-      <w:r>
-        <w:t>main</w:t>
-      </w:r>
-      <w:proofErr w:type="spellEnd"/>
-      <w:r>
-        <w:t xml:space="preserve"> создать массив указателей на абстрактный </w:t>
-      </w:r>
-    </w:p>
-    <w:p>
-      <w:r>
-        <w:t xml:space="preserve">класс </w:t>
-      </w:r>
-      <w:proofErr w:type="spellStart"/>
-      <w:r>
-        <w:t>Ab</w:t>
-      </w:r>
-      <w:proofErr w:type="spellEnd"/>
-      <w:r>
-        <w:t xml:space="preserve"> и заполнить его адресами объектов всех классов</w:t>
+        <w:t xml:space="preserve">6. В функции main создать массив указателей на абстрактный </w:t>
+      </w:r>
+    </w:p>
+    <w:p>
+      <w:r>
+        <w:t>класс Ab и заполнить его адресами объектов всех классов</w:t>
       </w:r>
     </w:p>
     <w:p>
@@ -1180,13 +1108,8 @@
       </w:r>
     </w:p>
     <w:p>
-      <w:proofErr w:type="spellStart"/>
-      <w:r>
-        <w:t>Ab</w:t>
-      </w:r>
-      <w:proofErr w:type="spellEnd"/>
-      <w:r>
-        <w:t xml:space="preserve"> для вывода списков, предусмотренных вариантом.  </w:t>
+      <w:r>
+        <w:t xml:space="preserve">Ab для вывода списков, предусмотренных вариантом.  </w:t>
       </w:r>
     </w:p>
     <w:p>
@@ -1201,15 +1124,7 @@
     </w:p>
     <w:p>
       <w:r>
-        <w:t xml:space="preserve">9. В функции </w:t>
-      </w:r>
-      <w:proofErr w:type="spellStart"/>
-      <w:r>
-        <w:t>main</w:t>
-      </w:r>
-      <w:proofErr w:type="spellEnd"/>
-      <w:r>
-        <w:t xml:space="preserve"> заполнять массив указателей (из задания 6) с </w:t>
+        <w:t xml:space="preserve">9. В функции main заполнять массив указателей (из задания 6) с </w:t>
       </w:r>
     </w:p>
     <w:p>
@@ -1235,28 +1150,12 @@
     </w:p>
     <w:p>
       <w:r>
-        <w:t xml:space="preserve">10. Реализовать класс (обозначим его </w:t>
-      </w:r>
-      <w:proofErr w:type="spellStart"/>
-      <w:r>
-        <w:t>Ms</w:t>
-      </w:r>
-      <w:proofErr w:type="spellEnd"/>
-      <w:r>
-        <w:t xml:space="preserve">), полями которого </w:t>
-      </w:r>
-    </w:p>
-    <w:p>
-      <w:r>
-        <w:t xml:space="preserve">будет массив указателей на абстрактный класс </w:t>
-      </w:r>
-      <w:proofErr w:type="spellStart"/>
-      <w:r>
-        <w:t>Ab</w:t>
-      </w:r>
-      <w:proofErr w:type="spellEnd"/>
-      <w:r>
-        <w:t xml:space="preserve"> и количество </w:t>
+        <w:t xml:space="preserve">10. Реализовать класс (обозначим его Ms), полями которого </w:t>
+      </w:r>
+    </w:p>
+    <w:p>
+      <w:r>
+        <w:t xml:space="preserve">будет массив указателей на абстрактный класс Ab и количество </w:t>
       </w:r>
     </w:p>
     <w:p>
@@ -1272,23 +1171,7 @@
     </w:p>
     <w:p>
       <w:r>
-        <w:t xml:space="preserve">класса </w:t>
-      </w:r>
-      <w:proofErr w:type="spellStart"/>
-      <w:r>
-        <w:t>Ms</w:t>
-      </w:r>
-      <w:proofErr w:type="spellEnd"/>
-      <w:r>
-        <w:t xml:space="preserve"> (в этом случае можно писать их сразу в классе </w:t>
-      </w:r>
-      <w:proofErr w:type="spellStart"/>
-      <w:r>
-        <w:t>Ms</w:t>
-      </w:r>
-      <w:proofErr w:type="spellEnd"/>
-      <w:r>
-        <w:t xml:space="preserve">, а не </w:t>
+        <w:t xml:space="preserve">класса Ms (в этом случае можно писать их сразу в классе Ms, а не </w:t>
       </w:r>
     </w:p>
     <w:p>
@@ -1298,23 +1181,7 @@
     </w:p>
     <w:p>
       <w:r>
-        <w:t xml:space="preserve">11. В функции </w:t>
-      </w:r>
-      <w:proofErr w:type="spellStart"/>
-      <w:r>
-        <w:t>main</w:t>
-      </w:r>
-      <w:proofErr w:type="spellEnd"/>
-      <w:r>
-        <w:t xml:space="preserve"> создать объект класса </w:t>
-      </w:r>
-      <w:proofErr w:type="spellStart"/>
-      <w:r>
-        <w:t>Ms</w:t>
-      </w:r>
-      <w:proofErr w:type="spellEnd"/>
-      <w:r>
-        <w:t xml:space="preserve"> и работать с ним. </w:t>
+        <w:t xml:space="preserve">11. В функции main создать объект класса Ms и работать с ним. </w:t>
       </w:r>
     </w:p>
     <w:p>
@@ -1483,9 +1350,6 @@
       <w:pPr>
         <w:ind w:firstLine="0"/>
         <w:jc w:val="center"/>
-        <w:rPr>
-          <w:lang w:val="en-US"/>
-        </w:rPr>
       </w:pPr>
     </w:p>
     <w:p>
@@ -1496,16 +1360,38 @@
           <w:lang w:val="en-US"/>
         </w:rPr>
       </w:pPr>
-      <w:r>
-        <w:rPr>
+    </w:p>
+    <w:p>
+      <w:r>
+        <w:t xml:space="preserve">Файл </w:t>
+      </w:r>
+      <w:r>
+        <w:rPr>
+          <w:b/>
+          <w:bCs/>
           <w:lang w:val="en-US"/>
         </w:rPr>
+        <w:t>payment.cpp</w:t>
+      </w:r>
+      <w:r>
+        <w:rPr>
+          <w:lang w:val="en-US"/>
+        </w:rPr>
+        <w:t>:</w:t>
+      </w:r>
+    </w:p>
+    <w:p>
+      <w:pPr>
+        <w:ind w:firstLine="0"/>
+        <w:jc w:val="center"/>
+      </w:pPr>
+      <w:r>
         <w:lastRenderedPageBreak/>
         <w:drawing>
-          <wp:inline distT="0" distB="0" distL="0" distR="0" wp14:anchorId="0ADDF74D" wp14:editId="00650112">
-            <wp:extent cx="3915321" cy="9050013"/>
-            <wp:effectExtent l="0" t="0" r="9525" b="0"/>
-            <wp:docPr id="911699312" name="Рисунок 1"/>
+          <wp:inline distT="0" distB="0" distL="0" distR="0" wp14:anchorId="4239AE2B" wp14:editId="39DB7566">
+            <wp:extent cx="4610743" cy="9097645"/>
+            <wp:effectExtent l="0" t="0" r="0" b="8255"/>
+            <wp:docPr id="1810902962" name="Рисунок 1"/>
             <wp:cNvGraphicFramePr>
               <a:graphicFrameLocks xmlns:a="http://schemas.openxmlformats.org/drawingml/2006/main" noChangeAspect="1"/>
             </wp:cNvGraphicFramePr>
@@ -1513,7 +1399,7 @@
               <a:graphicData uri="http://schemas.openxmlformats.org/drawingml/2006/picture">
                 <pic:pic xmlns:pic="http://schemas.openxmlformats.org/drawingml/2006/picture">
                   <pic:nvPicPr>
-                    <pic:cNvPr id="911699312" name=""/>
+                    <pic:cNvPr id="1810902962" name=""/>
                     <pic:cNvPicPr/>
                   </pic:nvPicPr>
                   <pic:blipFill>
@@ -1525,7 +1411,7 @@
                   <pic:spPr>
                     <a:xfrm>
                       <a:off x="0" y="0"/>
-                      <a:ext cx="3915321" cy="9050013"/>
+                      <a:ext cx="4610743" cy="9097645"/>
                     </a:xfrm>
                     <a:prstGeom prst="rect">
                       <a:avLst/>
@@ -1538,15 +1424,12 @@
         </w:drawing>
       </w:r>
       <w:r>
-        <w:rPr>
-          <w:lang w:val="en-US"/>
-        </w:rPr>
         <w:lastRenderedPageBreak/>
         <w:drawing>
-          <wp:inline distT="0" distB="0" distL="0" distR="0" wp14:anchorId="6A947588" wp14:editId="5C6DE528">
-            <wp:extent cx="3143689" cy="2857899"/>
-            <wp:effectExtent l="0" t="0" r="0" b="0"/>
-            <wp:docPr id="958207368" name="Рисунок 1"/>
+          <wp:inline distT="0" distB="0" distL="0" distR="0" wp14:anchorId="27CD52F5" wp14:editId="0AF443C5">
+            <wp:extent cx="4344006" cy="6335009"/>
+            <wp:effectExtent l="0" t="0" r="0" b="8890"/>
+            <wp:docPr id="509411581" name="Рисунок 1"/>
             <wp:cNvGraphicFramePr>
               <a:graphicFrameLocks xmlns:a="http://schemas.openxmlformats.org/drawingml/2006/main" noChangeAspect="1"/>
             </wp:cNvGraphicFramePr>
@@ -1554,7 +1437,7 @@
               <a:graphicData uri="http://schemas.openxmlformats.org/drawingml/2006/picture">
                 <pic:pic xmlns:pic="http://schemas.openxmlformats.org/drawingml/2006/picture">
                   <pic:nvPicPr>
-                    <pic:cNvPr id="958207368" name=""/>
+                    <pic:cNvPr id="509411581" name=""/>
                     <pic:cNvPicPr/>
                   </pic:nvPicPr>
                   <pic:blipFill>
@@ -1566,7 +1449,7 @@
                   <pic:spPr>
                     <a:xfrm>
                       <a:off x="0" y="0"/>
-                      <a:ext cx="3143689" cy="2857899"/>
+                      <a:ext cx="4344006" cy="6335009"/>
                     </a:xfrm>
                     <a:prstGeom prst="rect">
                       <a:avLst/>
@@ -1578,38 +1461,13 @@
           </wp:inline>
         </w:drawing>
       </w:r>
-    </w:p>
-    <w:p>
-      <w:r>
-        <w:t xml:space="preserve">Файл </w:t>
-      </w:r>
-      <w:r>
-        <w:rPr>
-          <w:b/>
-          <w:bCs/>
-          <w:lang w:val="en-US"/>
-        </w:rPr>
-        <w:t>payment.cpp</w:t>
-      </w:r>
-      <w:r>
-        <w:rPr>
-          <w:lang w:val="en-US"/>
-        </w:rPr>
-        <w:t>:</w:t>
-      </w:r>
-    </w:p>
-    <w:p>
-      <w:pPr>
-        <w:ind w:firstLine="0"/>
-        <w:jc w:val="center"/>
-      </w:pPr>
       <w:r>
         <w:lastRenderedPageBreak/>
         <w:drawing>
-          <wp:inline distT="0" distB="0" distL="0" distR="0" wp14:anchorId="0DF182D6" wp14:editId="0534F8A1">
-            <wp:extent cx="4439270" cy="8173591"/>
-            <wp:effectExtent l="0" t="0" r="0" b="0"/>
-            <wp:docPr id="1868055189" name="Рисунок 1"/>
+          <wp:inline distT="0" distB="0" distL="0" distR="0" wp14:anchorId="718D7B39" wp14:editId="5BBD3244">
+            <wp:extent cx="5191850" cy="9059539"/>
+            <wp:effectExtent l="0" t="0" r="8890" b="8890"/>
+            <wp:docPr id="236461938" name="Рисунок 1"/>
             <wp:cNvGraphicFramePr>
               <a:graphicFrameLocks xmlns:a="http://schemas.openxmlformats.org/drawingml/2006/main" noChangeAspect="1"/>
             </wp:cNvGraphicFramePr>
@@ -1617,7 +1475,7 @@
               <a:graphicData uri="http://schemas.openxmlformats.org/drawingml/2006/picture">
                 <pic:pic xmlns:pic="http://schemas.openxmlformats.org/drawingml/2006/picture">
                   <pic:nvPicPr>
-                    <pic:cNvPr id="1868055189" name=""/>
+                    <pic:cNvPr id="236461938" name=""/>
                     <pic:cNvPicPr/>
                   </pic:nvPicPr>
                   <pic:blipFill>
@@ -1629,7 +1487,7 @@
                   <pic:spPr>
                     <a:xfrm>
                       <a:off x="0" y="0"/>
-                      <a:ext cx="4439270" cy="8173591"/>
+                      <a:ext cx="5191850" cy="9059539"/>
                     </a:xfrm>
                     <a:prstGeom prst="rect">
                       <a:avLst/>
@@ -1644,10 +1502,10 @@
       <w:r>
         <w:lastRenderedPageBreak/>
         <w:drawing>
-          <wp:inline distT="0" distB="0" distL="0" distR="0" wp14:anchorId="3661E92F" wp14:editId="653B8843">
-            <wp:extent cx="3801005" cy="9030960"/>
-            <wp:effectExtent l="0" t="0" r="9525" b="0"/>
-            <wp:docPr id="794654899" name="Рисунок 1"/>
+          <wp:inline distT="0" distB="0" distL="0" distR="0" wp14:anchorId="37F5E581" wp14:editId="6F7260C0">
+            <wp:extent cx="4439270" cy="9088118"/>
+            <wp:effectExtent l="0" t="0" r="0" b="0"/>
+            <wp:docPr id="1852581239" name="Рисунок 1"/>
             <wp:cNvGraphicFramePr>
               <a:graphicFrameLocks xmlns:a="http://schemas.openxmlformats.org/drawingml/2006/main" noChangeAspect="1"/>
             </wp:cNvGraphicFramePr>
@@ -1655,7 +1513,7 @@
               <a:graphicData uri="http://schemas.openxmlformats.org/drawingml/2006/picture">
                 <pic:pic xmlns:pic="http://schemas.openxmlformats.org/drawingml/2006/picture">
                   <pic:nvPicPr>
-                    <pic:cNvPr id="794654899" name=""/>
+                    <pic:cNvPr id="1852581239" name=""/>
                     <pic:cNvPicPr/>
                   </pic:nvPicPr>
                   <pic:blipFill>
@@ -1667,7 +1525,7 @@
                   <pic:spPr>
                     <a:xfrm>
                       <a:off x="0" y="0"/>
-                      <a:ext cx="3801005" cy="9030960"/>
+                      <a:ext cx="4439270" cy="9088118"/>
                     </a:xfrm>
                     <a:prstGeom prst="rect">
                       <a:avLst/>
@@ -1682,10 +1540,10 @@
       <w:r>
         <w:lastRenderedPageBreak/>
         <w:drawing>
-          <wp:inline distT="0" distB="0" distL="0" distR="0" wp14:anchorId="57C3C938" wp14:editId="0D0B3E75">
-            <wp:extent cx="4344006" cy="8888065"/>
-            <wp:effectExtent l="0" t="0" r="0" b="8890"/>
-            <wp:docPr id="792835859" name="Рисунок 1"/>
+          <wp:inline distT="0" distB="0" distL="0" distR="0" wp14:anchorId="6F8B1E38" wp14:editId="471345C0">
+            <wp:extent cx="3419952" cy="8935697"/>
+            <wp:effectExtent l="0" t="0" r="9525" b="0"/>
+            <wp:docPr id="544320248" name="Рисунок 1"/>
             <wp:cNvGraphicFramePr>
               <a:graphicFrameLocks xmlns:a="http://schemas.openxmlformats.org/drawingml/2006/main" noChangeAspect="1"/>
             </wp:cNvGraphicFramePr>
@@ -1693,7 +1551,7 @@
               <a:graphicData uri="http://schemas.openxmlformats.org/drawingml/2006/picture">
                 <pic:pic xmlns:pic="http://schemas.openxmlformats.org/drawingml/2006/picture">
                   <pic:nvPicPr>
-                    <pic:cNvPr id="792835859" name=""/>
+                    <pic:cNvPr id="544320248" name=""/>
                     <pic:cNvPicPr/>
                   </pic:nvPicPr>
                   <pic:blipFill>
@@ -1705,7 +1563,7 @@
                   <pic:spPr>
                     <a:xfrm>
                       <a:off x="0" y="0"/>
-                      <a:ext cx="4344006" cy="8888065"/>
+                      <a:ext cx="3419952" cy="8935697"/>
                     </a:xfrm>
                     <a:prstGeom prst="rect">
                       <a:avLst/>
@@ -1720,10 +1578,10 @@
       <w:r>
         <w:lastRenderedPageBreak/>
         <w:drawing>
-          <wp:inline distT="0" distB="0" distL="0" distR="0" wp14:anchorId="491168F1" wp14:editId="3BF3B6EC">
-            <wp:extent cx="5830114" cy="8926171"/>
-            <wp:effectExtent l="0" t="0" r="0" b="8890"/>
-            <wp:docPr id="614447719" name="Рисунок 1"/>
+          <wp:inline distT="0" distB="0" distL="0" distR="0" wp14:anchorId="68DE4A18" wp14:editId="32CD5C80">
+            <wp:extent cx="5277587" cy="9011908"/>
+            <wp:effectExtent l="0" t="0" r="0" b="0"/>
+            <wp:docPr id="1989677285" name="Рисунок 1"/>
             <wp:cNvGraphicFramePr>
               <a:graphicFrameLocks xmlns:a="http://schemas.openxmlformats.org/drawingml/2006/main" noChangeAspect="1"/>
             </wp:cNvGraphicFramePr>
@@ -1731,7 +1589,7 @@
               <a:graphicData uri="http://schemas.openxmlformats.org/drawingml/2006/picture">
                 <pic:pic xmlns:pic="http://schemas.openxmlformats.org/drawingml/2006/picture">
                   <pic:nvPicPr>
-                    <pic:cNvPr id="614447719" name=""/>
+                    <pic:cNvPr id="1989677285" name=""/>
                     <pic:cNvPicPr/>
                   </pic:nvPicPr>
                   <pic:blipFill>
@@ -1743,7 +1601,7 @@
                   <pic:spPr>
                     <a:xfrm>
                       <a:off x="0" y="0"/>
-                      <a:ext cx="5830114" cy="8926171"/>
+                      <a:ext cx="5277587" cy="9011908"/>
                     </a:xfrm>
                     <a:prstGeom prst="rect">
                       <a:avLst/>
@@ -1758,10 +1616,10 @@
       <w:r>
         <w:lastRenderedPageBreak/>
         <w:drawing>
-          <wp:inline distT="0" distB="0" distL="0" distR="0" wp14:anchorId="2A7329B1" wp14:editId="1F132D51">
-            <wp:extent cx="4344006" cy="7059010"/>
-            <wp:effectExtent l="0" t="0" r="0" b="8890"/>
-            <wp:docPr id="1789842760" name="Рисунок 1"/>
+          <wp:inline distT="0" distB="0" distL="0" distR="0" wp14:anchorId="3CC477D4" wp14:editId="4AB9ED79">
+            <wp:extent cx="6119495" cy="8185150"/>
+            <wp:effectExtent l="0" t="0" r="0" b="0"/>
+            <wp:docPr id="1778867888" name="Рисунок 1"/>
             <wp:cNvGraphicFramePr>
               <a:graphicFrameLocks xmlns:a="http://schemas.openxmlformats.org/drawingml/2006/main" noChangeAspect="1"/>
             </wp:cNvGraphicFramePr>
@@ -1769,7 +1627,7 @@
               <a:graphicData uri="http://schemas.openxmlformats.org/drawingml/2006/picture">
                 <pic:pic xmlns:pic="http://schemas.openxmlformats.org/drawingml/2006/picture">
                   <pic:nvPicPr>
-                    <pic:cNvPr id="1789842760" name=""/>
+                    <pic:cNvPr id="1778867888" name=""/>
                     <pic:cNvPicPr/>
                   </pic:nvPicPr>
                   <pic:blipFill>
@@ -1781,7 +1639,45 @@
                   <pic:spPr>
                     <a:xfrm>
                       <a:off x="0" y="0"/>
-                      <a:ext cx="4344006" cy="7059010"/>
+                      <a:ext cx="6119495" cy="8185150"/>
+                    </a:xfrm>
+                    <a:prstGeom prst="rect">
+                      <a:avLst/>
+                    </a:prstGeom>
+                  </pic:spPr>
+                </pic:pic>
+              </a:graphicData>
+            </a:graphic>
+          </wp:inline>
+        </w:drawing>
+      </w:r>
+      <w:r>
+        <w:lastRenderedPageBreak/>
+        <w:drawing>
+          <wp:inline distT="0" distB="0" distL="0" distR="0" wp14:anchorId="5503501D" wp14:editId="7B254166">
+            <wp:extent cx="5210902" cy="3705742"/>
+            <wp:effectExtent l="0" t="0" r="8890" b="9525"/>
+            <wp:docPr id="2124492136" name="Рисунок 1"/>
+            <wp:cNvGraphicFramePr>
+              <a:graphicFrameLocks xmlns:a="http://schemas.openxmlformats.org/drawingml/2006/main" noChangeAspect="1"/>
+            </wp:cNvGraphicFramePr>
+            <a:graphic xmlns:a="http://schemas.openxmlformats.org/drawingml/2006/main">
+              <a:graphicData uri="http://schemas.openxmlformats.org/drawingml/2006/picture">
+                <pic:pic xmlns:pic="http://schemas.openxmlformats.org/drawingml/2006/picture">
+                  <pic:nvPicPr>
+                    <pic:cNvPr id="2124492136" name=""/>
+                    <pic:cNvPicPr/>
+                  </pic:nvPicPr>
+                  <pic:blipFill>
+                    <a:blip r:embed="rId17"/>
+                    <a:stretch>
+                      <a:fillRect/>
+                    </a:stretch>
+                  </pic:blipFill>
+                  <pic:spPr>
+                    <a:xfrm>
+                      <a:off x="0" y="0"/>
+                      <a:ext cx="5210902" cy="3705742"/>
                     </a:xfrm>
                     <a:prstGeom prst="rect">
                       <a:avLst/>
@@ -1839,7 +1735,7 @@
                     <pic:cNvPicPr/>
                   </pic:nvPicPr>
                   <pic:blipFill>
-                    <a:blip r:embed="rId17"/>
+                    <a:blip r:embed="rId18"/>
                     <a:stretch>
                       <a:fillRect/>
                     </a:stretch>
@@ -1880,7 +1776,7 @@
                     <pic:cNvPicPr/>
                   </pic:nvPicPr>
                   <pic:blipFill>
-                    <a:blip r:embed="rId18"/>
+                    <a:blip r:embed="rId19"/>
                     <a:stretch>
                       <a:fillRect/>
                     </a:stretch>
@@ -1940,7 +1836,7 @@
                     <pic:cNvPicPr/>
                   </pic:nvPicPr>
                   <pic:blipFill>
-                    <a:blip r:embed="rId19"/>
+                    <a:blip r:embed="rId20"/>
                     <a:stretch>
                       <a:fillRect/>
                     </a:stretch>
@@ -1992,7 +1888,7 @@
                     <pic:cNvPicPr/>
                   </pic:nvPicPr>
                   <pic:blipFill>
-                    <a:blip r:embed="rId20"/>
+                    <a:blip r:embed="rId21"/>
                     <a:stretch>
                       <a:fillRect/>
                     </a:stretch>
@@ -2053,7 +1949,7 @@
                     <pic:cNvPicPr/>
                   </pic:nvPicPr>
                   <pic:blipFill>
-                    <a:blip r:embed="rId21"/>
+                    <a:blip r:embed="rId22"/>
                     <a:stretch>
                       <a:fillRect/>
                     </a:stretch>
@@ -2104,7 +2000,7 @@
                     <pic:cNvPicPr/>
                   </pic:nvPicPr>
                   <pic:blipFill>
-                    <a:blip r:embed="rId22"/>
+                    <a:blip r:embed="rId23"/>
                     <a:stretch>
                       <a:fillRect/>
                     </a:stretch>
@@ -2155,7 +2051,7 @@
                     <pic:cNvPicPr/>
                   </pic:nvPicPr>
                   <pic:blipFill>
-                    <a:blip r:embed="rId23"/>
+                    <a:blip r:embed="rId24"/>
                     <a:stretch>
                       <a:fillRect/>
                     </a:stretch>
@@ -2213,7 +2109,7 @@
                     <pic:cNvPicPr/>
                   </pic:nvPicPr>
                   <pic:blipFill>
-                    <a:blip r:embed="rId24"/>
+                    <a:blip r:embed="rId25"/>
                     <a:stretch>
                       <a:fillRect/>
                     </a:stretch>
@@ -2381,19 +2277,9 @@
           <w:numId w:val="23"/>
         </w:numPr>
       </w:pPr>
-      <w:proofErr w:type="spellStart"/>
-      <w:r>
-        <w:t>public</w:t>
-      </w:r>
-      <w:proofErr w:type="spellEnd"/>
-      <w:r>
-        <w:t xml:space="preserve"> члены остаются </w:t>
-      </w:r>
-      <w:proofErr w:type="spellStart"/>
-      <w:r>
-        <w:t>public</w:t>
-      </w:r>
-      <w:proofErr w:type="spellEnd"/>
+      <w:r>
+        <w:t>public члены остаются public</w:t>
+      </w:r>
     </w:p>
     <w:p>
       <w:pPr>
@@ -2403,19 +2289,9 @@
           <w:numId w:val="23"/>
         </w:numPr>
       </w:pPr>
-      <w:proofErr w:type="spellStart"/>
-      <w:r>
-        <w:t>protected</w:t>
-      </w:r>
-      <w:proofErr w:type="spellEnd"/>
-      <w:r>
-        <w:t xml:space="preserve"> члены остаются </w:t>
-      </w:r>
-      <w:proofErr w:type="spellStart"/>
-      <w:r>
-        <w:t>protected</w:t>
-      </w:r>
-      <w:proofErr w:type="spellEnd"/>
+      <w:r>
+        <w:t>protected члены остаются protected</w:t>
+      </w:r>
     </w:p>
     <w:p>
       <w:pPr>
@@ -2425,29 +2301,8 @@
           <w:numId w:val="23"/>
         </w:numPr>
       </w:pPr>
-      <w:proofErr w:type="spellStart"/>
-      <w:r>
-        <w:t>private</w:t>
-      </w:r>
-      <w:proofErr w:type="spellEnd"/>
-      <w:r>
-        <w:t xml:space="preserve"> члены недоступны напрямую, но могут быть доступны через </w:t>
-      </w:r>
-      <w:proofErr w:type="spellStart"/>
-      <w:r>
-        <w:t>public</w:t>
-      </w:r>
-      <w:proofErr w:type="spellEnd"/>
-      <w:r>
-        <w:t>/</w:t>
-      </w:r>
-      <w:proofErr w:type="spellStart"/>
-      <w:r>
-        <w:t>protected</w:t>
-      </w:r>
-      <w:proofErr w:type="spellEnd"/>
-      <w:r>
-        <w:t xml:space="preserve"> методы базового класса</w:t>
+      <w:r>
+        <w:t>private члены недоступны напрямую, но могут быть доступны через public/protected методы базового класса</w:t>
       </w:r>
     </w:p>
     <w:p>
@@ -2458,13 +2313,8 @@
           <w:numId w:val="23"/>
         </w:numPr>
       </w:pPr>
-      <w:proofErr w:type="spellStart"/>
-      <w:r>
-        <w:t>Protected</w:t>
-      </w:r>
-      <w:proofErr w:type="spellEnd"/>
-      <w:r>
-        <w:t xml:space="preserve"> наследование:</w:t>
+      <w:r>
+        <w:t>Protected наследование:</w:t>
       </w:r>
     </w:p>
     <w:p>
@@ -2511,13 +2361,8 @@
           <w:numId w:val="23"/>
         </w:numPr>
       </w:pPr>
-      <w:proofErr w:type="spellStart"/>
-      <w:r>
-        <w:t>private</w:t>
-      </w:r>
-      <w:proofErr w:type="spellEnd"/>
-      <w:r>
-        <w:t xml:space="preserve"> недоступны</w:t>
+      <w:r>
+        <w:t>private недоступны</w:t>
       </w:r>
     </w:p>
     <w:p>
@@ -2541,13 +2386,8 @@
         </w:numPr>
       </w:pPr>
       <w:r>
-        <w:t xml:space="preserve">Все члены становятся </w:t>
-      </w:r>
-      <w:proofErr w:type="spellStart"/>
-      <w:r>
-        <w:t>private</w:t>
-      </w:r>
-      <w:proofErr w:type="spellEnd"/>
+        <w:t>Все члены становятся private</w:t>
+      </w:r>
     </w:p>
     <w:p>
       <w:pPr>
@@ -3013,13 +2853,8 @@
         </w:numPr>
       </w:pPr>
       <w:r>
-        <w:t>Используется прямой вызов метода базового класса через Base::</w:t>
-      </w:r>
-      <w:proofErr w:type="spellStart"/>
-      <w:r>
-        <w:t>method</w:t>
-      </w:r>
-      <w:proofErr w:type="spellEnd"/>
+        <w:t>Используется прямой вызов метода базового класса через Base::method</w:t>
+      </w:r>
       <w:r>
         <w:t>(), что</w:t>
       </w:r>
@@ -3044,15 +2879,7 @@
     </w:p>
     <w:p>
       <w:r>
-        <w:t xml:space="preserve">Абстрактный класс — это класс, который содержит хотя бы одну чисто виртуальную функцию (в C++ — </w:t>
-      </w:r>
-      <w:proofErr w:type="spellStart"/>
-      <w:r>
-        <w:t>virtual</w:t>
-      </w:r>
-      <w:proofErr w:type="spellEnd"/>
-      <w:r>
-        <w:t xml:space="preserve"> void f() = 0;). Такой класс не может быть инстанцирован напрямую — нельзя создать объект абстрактного класса.</w:t>
+        <w:t>Абстрактный класс — это класс, который содержит хотя бы одну чисто виртуальную функцию (в C++ — virtual void f() = 0;). Такой класс не может быть инстанцирован напрямую — нельзя создать объект абстрактного класса.</w:t>
       </w:r>
     </w:p>
     <w:p>
